--- a/USE CASE DIAGRAM.docx
+++ b/USE CASE DIAGRAM.docx
@@ -24,10 +24,10 @@
           <w:u w:val="single"/>
         </w:rPr>
         <w:drawing>
-          <wp:anchor distT="0" distB="0" distL="114300" distR="114300" simplePos="0" relativeHeight="251658240" behindDoc="1" locked="0" layoutInCell="1" allowOverlap="1" wp14:anchorId="682C7A31" wp14:editId="4DB0EA5E">
+          <wp:anchor distT="0" distB="0" distL="114300" distR="114300" simplePos="0" relativeHeight="251658240" behindDoc="1" locked="0" layoutInCell="1" allowOverlap="1" wp14:anchorId="682C7A31" wp14:editId="5F91B797">
             <wp:simplePos x="0" y="0"/>
             <wp:positionH relativeFrom="margin">
-              <wp:posOffset>304800</wp:posOffset>
+              <wp:posOffset>295275</wp:posOffset>
             </wp:positionH>
             <wp:positionV relativeFrom="paragraph">
               <wp:posOffset>492125</wp:posOffset>
